--- a/preferredDBSname.docx
+++ b/preferredDBSname.docx
@@ -4,7 +4,6 @@
   <w:body>
     <w:p>
       <w:pPr>
-        <w:ind w:left="-180"/>
         <w:jc w:val="center"/>
         <w:rPr>
           <w:b/>
@@ -22,7 +21,7 @@
           <w:sz w:val="32"/>
           <w:szCs w:val="32"/>
         </w:rPr>
-        <w:t>Exploring Public Preferred Terminology for Deep Brain Stimulation (DBS)</w:t>
+        <w:t>Exploring Patient and Public-Preferred Terminology for Deep Brain Stimulation</w:t>
       </w:r>
     </w:p>
     <w:p>
@@ -703,7 +702,6 @@
   <w:style w:type="character" w:default="1" w:styleId="DefaultParagraphFont">
     <w:name w:val="Default Paragraph Font"/>
     <w:uiPriority w:val="1"/>
-    <w:semiHidden/>
     <w:unhideWhenUsed/>
   </w:style>
   <w:style w:type="table" w:default="1" w:styleId="TableNormal">
